--- a/scripts/change-plan-template-source.docx
+++ b/scripts/change-plan-template-source.docx
@@ -13,6 +13,8 @@
           <w:lang w:val="en-US" w:eastAsia="zh-CN"/>
         </w:rPr>
       </w:pPr>
+      <w:bookmarkStart w:id="0" w:name="_GoBack"/>
+      <w:bookmarkEnd w:id="0"/>
       <w:r>
         <w:rPr>
           <w:rFonts w:hint="eastAsia" w:ascii="Times New Roman" w:hAnsi="Times New Roman" w:eastAsia="方正小标宋_GBK" w:cs="Times New Roman"/>
@@ -20,18 +22,7 @@
           <w:szCs w:val="44"/>
           <w:lang w:val="en-US" w:eastAsia="zh-CN"/>
         </w:rPr>
-        <w:t>代销</w:t>
-      </w:r>
-      <w:bookmarkStart w:id="0" w:name="_GoBack"/>
-      <w:bookmarkEnd w:id="0"/>
-      <w:r>
-        <w:rPr>
-          <w:rFonts w:hint="eastAsia" w:ascii="Times New Roman" w:hAnsi="Times New Roman" w:eastAsia="方正小标宋_GBK" w:cs="Times New Roman"/>
-          <w:sz w:val="44"/>
-          <w:szCs w:val="44"/>
-          <w:lang w:val="en-US" w:eastAsia="zh-CN"/>
-        </w:rPr>
-        <w:t>管理系统变更方案</w:t>
+        <w:t>系统变更方案</w:t>
       </w:r>
     </w:p>
     <w:tbl>
